--- a/docs/Results_Summary.docx
+++ b/docs/Results_Summary.docx
@@ -282,7 +282,7 @@
         <w:spacing w:after="150"/>
       </w:pPr>
       <w:r>
-        <w:t xml:space="preserve">The MLP's 100% reflects a closed-loop sanity check: it is tested on data generated the same way as its training data, and confirms the pipeline (segmentation, preprocessing, classification, routing) works end to end. The CNN's 92.0% is a real result on real, unseen handwriting the model never trained on -- consistent with its training/validation curve, which reached 95.6% train / 92.6% validation accuracy by epoch 15 without a widening train-validation gap.</w:t>
+        <w:t>The MLP's 100% reflects a closed-loop sanity check: it is tested on data generated the same way as its training data, and confirms the pipeline (segmentation, preprocessing, classification, routing) works end to end. The CNN's 92.0% is a real result on real, unseen handwriting the model never trained on. Its training/validation curve reached 95.6% train / 92.6% validation accuracy by epoch 15, with training accuracy continuing to climb after validation accuracy plateaued around epoch 9 -- a mild overfitting signal. More real training data, data augmentation, or early stopping would help address this with more time.</w:t>
       </w:r>
     </w:p>
     <w:p>
